--- a/docs/ADR/ADR-07-external-templates.docx
+++ b/docs/ADR/ADR-07-external-templates.docx
@@ -936,13 +936,8 @@
         <w:t xml:space="preserve">• </w:t>
       </w:r>
       <w:proofErr w:type="spellStart"/>
-      <w:proofErr w:type="gramStart"/>
       <w:r>
-        <w:t>users.component</w:t>
-      </w:r>
-      <w:proofErr w:type="gramEnd"/>
-      <w:r>
-        <w:t>.ts</w:t>
+        <w:t>users.component.ts</w:t>
       </w:r>
       <w:proofErr w:type="spellEnd"/>
       <w:r>
@@ -957,13 +952,8 @@
         <w:t xml:space="preserve">• </w:t>
       </w:r>
       <w:proofErr w:type="spellStart"/>
-      <w:proofErr w:type="gramStart"/>
       <w:r>
-        <w:t>users.component</w:t>
-      </w:r>
-      <w:proofErr w:type="gramEnd"/>
-      <w:r>
-        <w:t>.scss</w:t>
+        <w:t>users.component.scss</w:t>
       </w:r>
       <w:proofErr w:type="spellEnd"/>
     </w:p>
@@ -1084,13 +1074,8 @@
         <w:t xml:space="preserve">• </w:t>
       </w:r>
       <w:proofErr w:type="spellStart"/>
-      <w:proofErr w:type="gramStart"/>
       <w:r>
-        <w:t>users.component</w:t>
-      </w:r>
-      <w:proofErr w:type="gramEnd"/>
-      <w:r>
-        <w:t>.ts</w:t>
+        <w:t>users.component.ts</w:t>
       </w:r>
       <w:proofErr w:type="spellEnd"/>
       <w:r>
@@ -1102,13 +1087,8 @@
         <w:t xml:space="preserve">• </w:t>
       </w:r>
       <w:proofErr w:type="spellStart"/>
-      <w:proofErr w:type="gramStart"/>
       <w:r>
-        <w:t>users.component</w:t>
-      </w:r>
-      <w:proofErr w:type="gramEnd"/>
-      <w:r>
-        <w:t>.scss</w:t>
+        <w:t>users.component.scss</w:t>
       </w:r>
       <w:proofErr w:type="spellEnd"/>
     </w:p>
@@ -1188,13 +1168,8 @@
         <w:t xml:space="preserve">• </w:t>
       </w:r>
       <w:proofErr w:type="spellStart"/>
-      <w:proofErr w:type="gramStart"/>
       <w:r>
-        <w:t>users.component</w:t>
-      </w:r>
-      <w:proofErr w:type="gramEnd"/>
-      <w:r>
-        <w:t>.ts</w:t>
+        <w:t>users.component.ts</w:t>
       </w:r>
       <w:proofErr w:type="spellEnd"/>
     </w:p>
@@ -1222,13 +1197,8 @@
         <w:t xml:space="preserve">• </w:t>
       </w:r>
       <w:proofErr w:type="spellStart"/>
-      <w:proofErr w:type="gramStart"/>
       <w:r>
-        <w:t>users.component</w:t>
-      </w:r>
-      <w:proofErr w:type="gramEnd"/>
-      <w:r>
-        <w:t>.scss</w:t>
+        <w:t>users.component.scss</w:t>
       </w:r>
       <w:proofErr w:type="spellEnd"/>
     </w:p>
@@ -1303,15 +1273,7 @@
     </w:p>
     <w:p>
       <w:r>
-        <w:t>@</w:t>
-      </w:r>
-      <w:proofErr w:type="gramStart"/>
-      <w:r>
-        <w:t>Component(</w:t>
-      </w:r>
-      <w:proofErr w:type="gramEnd"/>
-      <w:r>
-        <w:t>{</w:t>
+        <w:t>@Component({</w:t>
       </w:r>
       <w:r>
         <w:br/>
@@ -1359,6 +1321,9 @@
         </w:rPr>
       </w:pPr>
       <w:r>
+        <w:rPr>
+          <w:noProof/>
+        </w:rPr>
         <w:lastRenderedPageBreak/>
         <w:drawing>
           <wp:inline distT="0" distB="0" distL="0" distR="0" wp14:anchorId="0A9D516B" wp14:editId="50491F9B">
@@ -1405,6 +1370,9 @@
         </w:rPr>
       </w:pPr>
       <w:r>
+        <w:rPr>
+          <w:noProof/>
+        </w:rPr>
         <w:lastRenderedPageBreak/>
         <w:drawing>
           <wp:inline distT="0" distB="0" distL="0" distR="0" wp14:anchorId="74DD19D9" wp14:editId="61359FA7">
@@ -1451,6 +1419,9 @@
         </w:rPr>
       </w:pPr>
       <w:r>
+        <w:rPr>
+          <w:noProof/>
+        </w:rPr>
         <w:drawing>
           <wp:inline distT="0" distB="0" distL="0" distR="0" wp14:anchorId="685B73B9" wp14:editId="17737A31">
             <wp:extent cx="5612130" cy="4222750"/>
@@ -1535,15 +1506,7 @@
     </w:p>
     <w:p>
       <w:r>
-        <w:t>@</w:t>
-      </w:r>
-      <w:proofErr w:type="gramStart"/>
-      <w:r>
-        <w:t>Component(</w:t>
-      </w:r>
-      <w:proofErr w:type="gramEnd"/>
-      <w:r>
-        <w:t>{</w:t>
+        <w:t>@Component({</w:t>
       </w:r>
       <w:r>
         <w:br/>
@@ -1608,6 +1571,9 @@
         </w:rPr>
       </w:pPr>
       <w:r>
+        <w:rPr>
+          <w:noProof/>
+        </w:rPr>
         <w:drawing>
           <wp:inline distT="0" distB="0" distL="0" distR="0" wp14:anchorId="1654BDF1" wp14:editId="4C078ABC">
             <wp:extent cx="5612130" cy="3413760"/>
@@ -1654,6 +1620,9 @@
         </w:rPr>
       </w:pPr>
       <w:r>
+        <w:rPr>
+          <w:noProof/>
+        </w:rPr>
         <w:drawing>
           <wp:inline distT="0" distB="0" distL="0" distR="0" wp14:anchorId="3E790264" wp14:editId="435D92F1">
             <wp:extent cx="5612130" cy="2392045"/>
@@ -1700,6 +1669,9 @@
         </w:rPr>
       </w:pPr>
       <w:r>
+        <w:rPr>
+          <w:noProof/>
+        </w:rPr>
         <w:lastRenderedPageBreak/>
         <w:drawing>
           <wp:inline distT="0" distB="0" distL="0" distR="0" wp14:anchorId="09E095B7" wp14:editId="07DC4EAC">
@@ -1747,6 +1719,9 @@
         </w:rPr>
       </w:pPr>
       <w:r>
+        <w:rPr>
+          <w:noProof/>
+        </w:rPr>
         <w:drawing>
           <wp:inline distT="0" distB="0" distL="0" distR="0" wp14:anchorId="6EF1CD11" wp14:editId="4D54E7EE">
             <wp:extent cx="5612130" cy="2877185"/>
@@ -1857,6 +1832,9 @@
     </w:p>
     <w:p>
       <w:r>
+        <w:rPr>
+          <w:noProof/>
+        </w:rPr>
         <w:lastRenderedPageBreak/>
         <w:drawing>
           <wp:inline distT="0" distB="0" distL="0" distR="0" wp14:anchorId="08C35663" wp14:editId="48D5D826">
@@ -1943,11 +1921,15 @@
     <w:p>
       <w:pPr>
         <w:rPr>
+          <w:rFonts w:ascii="Segoe UI Emoji" w:hAnsi="Segoe UI Emoji" w:cs="Segoe UI Emoji"/>
           <w:b/>
           <w:bCs/>
         </w:rPr>
       </w:pPr>
       <w:r>
+        <w:rPr>
+          <w:noProof/>
+        </w:rPr>
         <w:drawing>
           <wp:inline distT="0" distB="0" distL="0" distR="0" wp14:anchorId="21DD1942" wp14:editId="3A1EAD21">
             <wp:extent cx="5612130" cy="3164205"/>
@@ -1984,20 +1966,20 @@
           </wp:inline>
         </w:drawing>
       </w:r>
-      <w:r>
+    </w:p>
+    <w:p>
+      <w:pPr>
         <w:rPr>
-          <w:rFonts w:ascii="Segoe UI Emoji" w:hAnsi="Segoe UI Emoji" w:cs="Segoe UI Emoji"/>
           <w:b/>
           <w:bCs/>
         </w:rPr>
-        <w:t>📌</w:t>
-      </w:r>
+      </w:pPr>
       <w:r>
         <w:rPr>
           <w:b/>
           <w:bCs/>
         </w:rPr>
-        <w:t xml:space="preserve"> Resultado general</w:t>
+        <w:t>Resultado general</w:t>
       </w:r>
     </w:p>
     <w:p>
@@ -24616,6 +24598,7 @@
   <w:style w:type="character" w:default="1" w:styleId="Fuentedeprrafopredeter">
     <w:name w:val="Default Paragraph Font"/>
     <w:uiPriority w:val="1"/>
+    <w:semiHidden/>
     <w:unhideWhenUsed/>
   </w:style>
   <w:style w:type="table" w:default="1" w:styleId="Tablanormal">
